--- a/downloads/teacher/05 Materials/Unit 05/Handouts/Handout 05.10 - Machine Parts and Threading Guide.docx
+++ b/downloads/teacher/05 Materials/Unit 05/Handouts/Handout 05.10 - Machine Parts and Threading Guide.docx
@@ -2789,34 +2789,58 @@
         </w:rPr>
         <w:t xml:space="preserve">Part 2, the four machine safety rules.</w:t>
       </w:r>
-      <w:r>
-        <w:t xml:space="preserve"> </w:t>
-      </w:r>
-      <w:r>
-        <w:t xml:space="preserve">1. Both hands stay to the sides of the needle, never in front of it. Hands guide, they do not push.</w:t>
-      </w:r>
-      <w:r>
-        <w:t xml:space="preserve"> </w:t>
-      </w:r>
-      <w:r>
-        <w:t xml:space="preserve">2. One foot on the pedal, the other foot flat on the floor, not tucked under you.</w:t>
-      </w:r>
-      <w:r>
-        <w:t xml:space="preserve"> </w:t>
-      </w:r>
-      <w:r>
-        <w:t xml:space="preserve">3. Switch off or unplug before you change a needle or reach under the needle plate.</w:t>
-      </w:r>
-      <w:r>
-        <w:t xml:space="preserve"> </w:t>
-      </w:r>
-      <w:r>
-        <w:t xml:space="preserve">4. Hair back, sleeves clear, cords taped down, nothing loose near the wheel.</w:t>
-      </w:r>
-    </w:p>
-    <w:p>
-      <w:pPr>
-        <w:pStyle w:val="BodyText"/>
+    </w:p>
+    <w:p>
+      <w:pPr>
+        <w:numPr>
+          <w:ilvl w:val="0"/>
+          <w:numId w:val="1003"/>
+        </w:numPr>
+        <w:pStyle w:val="Compact"/>
+      </w:pPr>
+      <w:r>
+        <w:t xml:space="preserve">Both hands stay to the sides of the needle, never in front of it. Hands guide, they do not push.</w:t>
+      </w:r>
+    </w:p>
+    <w:p>
+      <w:pPr>
+        <w:numPr>
+          <w:ilvl w:val="0"/>
+          <w:numId w:val="1003"/>
+        </w:numPr>
+        <w:pStyle w:val="Compact"/>
+      </w:pPr>
+      <w:r>
+        <w:t xml:space="preserve">One foot on the pedal, the other foot flat on the floor, not tucked under you.</w:t>
+      </w:r>
+    </w:p>
+    <w:p>
+      <w:pPr>
+        <w:numPr>
+          <w:ilvl w:val="0"/>
+          <w:numId w:val="1003"/>
+        </w:numPr>
+        <w:pStyle w:val="Compact"/>
+      </w:pPr>
+      <w:r>
+        <w:t xml:space="preserve">Switch off or unplug before you change a needle or reach under the needle plate.</w:t>
+      </w:r>
+    </w:p>
+    <w:p>
+      <w:pPr>
+        <w:numPr>
+          <w:ilvl w:val="0"/>
+          <w:numId w:val="1003"/>
+        </w:numPr>
+        <w:pStyle w:val="Compact"/>
+      </w:pPr>
+      <w:r>
+        <w:t xml:space="preserve">Hair back, sleeves clear, cords taped down, nothing loose near the wheel.</w:t>
+      </w:r>
+    </w:p>
+    <w:p>
+      <w:pPr>
+        <w:pStyle w:val="FirstParagraph"/>
       </w:pPr>
       <w:r>
         <w:t xml:space="preserve">The habit: turn the hand wheel toward you.</w:t>
@@ -3235,6 +3259,36 @@
     </w:lvlOverride>
   </w:num>
   <w:num w:numId="1002">
+    <w:abstractNumId w:val="99411"/>
+    <w:lvlOverride w:ilvl="0">
+      <w:startOverride w:val="1"/>
+    </w:lvlOverride>
+    <w:lvlOverride w:ilvl="1">
+      <w:startOverride w:val="1"/>
+    </w:lvlOverride>
+    <w:lvlOverride w:ilvl="2">
+      <w:startOverride w:val="1"/>
+    </w:lvlOverride>
+    <w:lvlOverride w:ilvl="3">
+      <w:startOverride w:val="1"/>
+    </w:lvlOverride>
+    <w:lvlOverride w:ilvl="4">
+      <w:startOverride w:val="1"/>
+    </w:lvlOverride>
+    <w:lvlOverride w:ilvl="5">
+      <w:startOverride w:val="1"/>
+    </w:lvlOverride>
+    <w:lvlOverride w:ilvl="6">
+      <w:startOverride w:val="1"/>
+    </w:lvlOverride>
+    <w:lvlOverride w:ilvl="7">
+      <w:startOverride w:val="1"/>
+    </w:lvlOverride>
+    <w:lvlOverride w:ilvl="8">
+      <w:startOverride w:val="1"/>
+    </w:lvlOverride>
+  </w:num>
+  <w:num w:numId="1003">
     <w:abstractNumId w:val="99411"/>
     <w:lvlOverride w:ilvl="0">
       <w:startOverride w:val="1"/>

--- a/downloads/teacher/05 Materials/Unit 05/Handouts/Handout 05.10 - Machine Parts and Threading Guide.docx
+++ b/downloads/teacher/05 Materials/Unit 05/Handouts/Handout 05.10 - Machine Parts and Threading Guide.docx
@@ -93,17 +93,6 @@
         <w:t xml:space="preserve">Word bank in other languages</w:t>
       </w:r>
       <w:bookmarkEnd w:id="21"/>
-    </w:p>
-    <w:p>
-      <w:pPr>
-        <w:pStyle w:val="FirstParagraph"/>
-      </w:pPr>
-      <w:r>
-        <w:rPr>
-          <w:rStyle w:val="TeacherNote"/>
-        </w:rPr>
-        <w:t xml:space="preserve">[Check with a native speaker before printing.]</w:t>
-      </w:r>
     </w:p>
     <w:tbl>
       <w:tblPr>
